--- a/docs/Report.docx
+++ b/docs/Report.docx
@@ -78,6 +78,97 @@
         </w:drawing>
       </w:r>
     </w:p>
+    <w:p>
+      <w:r>
+        <w:drawing>
+          <wp:inline distT="0" distB="0" distL="0" distR="0" wp14:anchorId="5B8CDDF1" wp14:editId="1555E4FD">
+            <wp:extent cx="5760720" cy="2439035"/>
+            <wp:effectExtent l="0" t="0" r="0" b="0"/>
+            <wp:docPr id="243218814" name="Picture 1"/>
+            <wp:cNvGraphicFramePr>
+              <a:graphicFrameLocks xmlns:a="http://schemas.openxmlformats.org/drawingml/2006/main" noChangeAspect="1"/>
+            </wp:cNvGraphicFramePr>
+            <a:graphic xmlns:a="http://schemas.openxmlformats.org/drawingml/2006/main">
+              <a:graphicData uri="http://schemas.openxmlformats.org/drawingml/2006/picture">
+                <pic:pic xmlns:pic="http://schemas.openxmlformats.org/drawingml/2006/picture">
+                  <pic:nvPicPr>
+                    <pic:cNvPr id="243218814" name=""/>
+                    <pic:cNvPicPr/>
+                  </pic:nvPicPr>
+                  <pic:blipFill>
+                    <a:blip r:embed="rId5"/>
+                    <a:stretch>
+                      <a:fillRect/>
+                    </a:stretch>
+                  </pic:blipFill>
+                  <pic:spPr>
+                    <a:xfrm>
+                      <a:off x="0" y="0"/>
+                      <a:ext cx="5760720" cy="2439035"/>
+                    </a:xfrm>
+                    <a:prstGeom prst="rect">
+                      <a:avLst/>
+                    </a:prstGeom>
+                  </pic:spPr>
+                </pic:pic>
+              </a:graphicData>
+            </a:graphic>
+          </wp:inline>
+        </w:drawing>
+      </w:r>
+    </w:p>
+    <w:p>
+      <w:r>
+        <w:lastRenderedPageBreak/>
+        <w:drawing>
+          <wp:inline distT="0" distB="0" distL="0" distR="0" wp14:anchorId="03A55DC7" wp14:editId="198542A5">
+            <wp:extent cx="5760720" cy="2356485"/>
+            <wp:effectExtent l="0" t="0" r="0" b="5715"/>
+            <wp:docPr id="129519359" name="Picture 1"/>
+            <wp:cNvGraphicFramePr>
+              <a:graphicFrameLocks xmlns:a="http://schemas.openxmlformats.org/drawingml/2006/main" noChangeAspect="1"/>
+            </wp:cNvGraphicFramePr>
+            <a:graphic xmlns:a="http://schemas.openxmlformats.org/drawingml/2006/main">
+              <a:graphicData uri="http://schemas.openxmlformats.org/drawingml/2006/picture">
+                <pic:pic xmlns:pic="http://schemas.openxmlformats.org/drawingml/2006/picture">
+                  <pic:nvPicPr>
+                    <pic:cNvPr id="129519359" name=""/>
+                    <pic:cNvPicPr/>
+                  </pic:nvPicPr>
+                  <pic:blipFill>
+                    <a:blip r:embed="rId6"/>
+                    <a:stretch>
+                      <a:fillRect/>
+                    </a:stretch>
+                  </pic:blipFill>
+                  <pic:spPr>
+                    <a:xfrm>
+                      <a:off x="0" y="0"/>
+                      <a:ext cx="5760720" cy="2356485"/>
+                    </a:xfrm>
+                    <a:prstGeom prst="rect">
+                      <a:avLst/>
+                    </a:prstGeom>
+                  </pic:spPr>
+                </pic:pic>
+              </a:graphicData>
+            </a:graphic>
+          </wp:inline>
+        </w:drawing>
+      </w:r>
+    </w:p>
+    <w:p>
+      <w:r>
+        <w:t>02 03 00 64 00 01 C5 E6</w:t>
+      </w:r>
+    </w:p>
+    <w:p/>
+    <w:p>
+      <w:r>
+        <w:t xml:space="preserve">Cấu hình modbus trên PLC </w:t>
+      </w:r>
+    </w:p>
+    <w:p/>
     <w:sectPr>
       <w:pgSz w:w="11907" w:h="16840" w:code="9"/>
       <w:pgMar w:top="1134" w:right="1134" w:bottom="1134" w:left="1701" w:header="720" w:footer="720" w:gutter="0"/>
